--- a/demo-materials/Workshop2_Demo_StudyDescription.docx
+++ b/demo-materials/Workshop2_Demo_StudyDescription.docx
@@ -7,7 +7,7 @@
         <w:pStyle w:val="Heading1"/>
       </w:pPr>
       <w:r>
-        <w:t xml:space="preserve">Demo File — Study Description (Track A: Word)</w:t>
+        <w:t xml:space="preserve">Demo File — Study Description (Track A: Summarize a document)</w:t>
       </w:r>
     </w:p>
     <w:p>
@@ -22,7 +22,7 @@
           <w:sz w:val="20"/>
           <w:szCs w:val="20"/>
         </w:rPr>
-        <w:t xml:space="preserve">Synthetic teaching material for AI Workshops for DSPH, Workshop 2. All content is fictional and non-sensitive. Use with Microsoft 365 Copilot in Word or paste into ChatGPT Edu.</w:t>
+        <w:t xml:space="preserve">Synthetic teaching material for AI Workshops for DSPH, Workshop 2. All content is fictional and non-sensitive. Upload this file to Copilot Chat or ChatGPT Edu, or paste the text in.</w:t>
       </w:r>
     </w:p>
     <w:p>
@@ -62,7 +62,7 @@
         <w:pStyle w:val="Heading2"/>
       </w:pPr>
       <w:r>
-        <w:t xml:space="preserve">Prompts to Try (Copilot in Word)</w:t>
+        <w:t xml:space="preserve">Prompts to Try (Copilot Chat or ChatGPT Edu)</w:t>
       </w:r>
     </w:p>
     <w:p>

--- a/demo-materials/Workshop2_Demo_StudyDescription.docx
+++ b/demo-materials/Workshop2_Demo_StudyDescription.docx
@@ -101,7 +101,7 @@
         <w:spacing w:after="100"/>
       </w:pPr>
       <w:r>
-        <w:t xml:space="preserve">Draft a short “Next Steps” section: one paragraph, three concrete steps, active voice.</w:t>
+        <w:t xml:space="preserve">What would a funder expect in a study description that isn't here? List the gaps; don't rewrite.</w:t>
       </w:r>
     </w:p>
     <w:p>
@@ -116,7 +116,7 @@
           <w:sz w:val="20"/>
           <w:szCs w:val="20"/>
         </w:rPr>
-        <w:t xml:space="preserve">Verify step: does the lay version keep the facts accurate? Did anything get invented?</w:t>
+        <w:t xml:space="preserve">Check: did the plain version keep the facts right? Are the gaps it lists real ones?</w:t>
       </w:r>
     </w:p>
     <w:sectPr>
